--- a/templates/contract.docx
+++ b/templates/contract.docx
@@ -4671,7 +4671,7 @@
           <w:szCs w:val="18"/>
           <w:lang w:val="ru-RU"/>
         </w:rPr>
-        <w:t>5</w:t>
+        <w:t>60</w:t>
       </w:r>
       <w:r>
         <w:rPr>
@@ -4686,7 +4686,7 @@
           <w:szCs w:val="18"/>
           <w:lang w:val="ru-RU"/>
         </w:rPr>
-        <w:t>пяти</w:t>
+        <w:t>шестидесяти</w:t>
       </w:r>
       <w:r>
         <w:rPr>
